--- a/Auto_XC/UT_Script/report_template/A超声检测结果页-扬州.docx
+++ b/Auto_XC/UT_Script/report_template/A超声检测结果页-扬州.docx
@@ -22,6 +22,8 @@
         </w:rPr>
         <w:br w:type="page"/>
       </w:r>
+      <w:bookmarkStart w:id="0" w:name="_GoBack"/>
+      <w:bookmarkEnd w:id="0"/>
     </w:p>
     <w:p>
       <w:pPr>
@@ -44,8 +46,6 @@
         </w:rPr>
         <w:t>超声波检测结果</w:t>
       </w:r>
-      <w:bookmarkStart w:id="0" w:name="_GoBack"/>
-      <w:bookmarkEnd w:id="0"/>
     </w:p>
     <w:p>
       <w:pPr>
@@ -9616,9 +9616,10 @@
                         <w:p>
                           <w:pPr>
                             <w:rPr>
-                              <w:rFonts w:hint="default" w:ascii="Times New Roman" w:hAnsi="Times New Roman" w:cs="Times New Roman"/>
+                              <w:rFonts w:hint="eastAsia" w:ascii="Times New Roman" w:hAnsi="Times New Roman" w:eastAsia="宋体" w:cs="Times New Roman"/>
                               <w:sz w:val="20"/>
                               <w:szCs w:val="22"/>
+                              <w:lang w:eastAsia="zh-CN"/>
                             </w:rPr>
                           </w:pPr>
                           <w:r>
@@ -9627,7 +9628,16 @@
                               <w:sz w:val="20"/>
                               <w:szCs w:val="22"/>
                             </w:rPr>
-                            <w:t>SZ-434-2-06-2022</w:t>
+                            <w:t>SZ-434-2-06-202</w:t>
+                          </w:r>
+                          <w:r>
+                            <w:rPr>
+                              <w:rFonts w:hint="eastAsia" w:ascii="Times New Roman" w:hAnsi="Times New Roman" w:cs="Times New Roman"/>
+                              <w:sz w:val="20"/>
+                              <w:szCs w:val="22"/>
+                              <w:lang w:val="en-US" w:eastAsia="zh-CN"/>
+                            </w:rPr>
+                            <w:t>4</w:t>
                           </w:r>
                         </w:p>
                       </w:txbxContent>
@@ -9653,9 +9663,10 @@
                   <w:p>
                     <w:pPr>
                       <w:rPr>
-                        <w:rFonts w:hint="default" w:ascii="Times New Roman" w:hAnsi="Times New Roman" w:cs="Times New Roman"/>
+                        <w:rFonts w:hint="eastAsia" w:ascii="Times New Roman" w:hAnsi="Times New Roman" w:eastAsia="宋体" w:cs="Times New Roman"/>
                         <w:sz w:val="20"/>
                         <w:szCs w:val="22"/>
+                        <w:lang w:eastAsia="zh-CN"/>
                       </w:rPr>
                     </w:pPr>
                     <w:r>
@@ -9664,7 +9675,16 @@
                         <w:sz w:val="20"/>
                         <w:szCs w:val="22"/>
                       </w:rPr>
-                      <w:t>SZ-434-2-06-2022</w:t>
+                      <w:t>SZ-434-2-06-202</w:t>
+                    </w:r>
+                    <w:r>
+                      <w:rPr>
+                        <w:rFonts w:hint="eastAsia" w:ascii="Times New Roman" w:hAnsi="Times New Roman" w:cs="Times New Roman"/>
+                        <w:sz w:val="20"/>
+                        <w:szCs w:val="22"/>
+                        <w:lang w:val="en-US" w:eastAsia="zh-CN"/>
+                      </w:rPr>
+                      <w:t>4</w:t>
                     </w:r>
                   </w:p>
                 </w:txbxContent>
